--- a/templates/legal/raspiska_ru.docx
+++ b/templates/legal/raspiska_ru.docx
@@ -449,7 +449,7 @@
           <w:sz w:val="24"/>
           <w:szCs w:val="24"/>
         </w:rPr>
-        <w:t xml:space="preserve"> (ИНН: {{ creditor_tin }}, юридический адрес: {{ creditor_address }}) (далее — «Кредитор»), в лице {{ creditor_representative_gen }}, действующего на основании {{ creditor_basis_ru }}, следующий товар: </w:t>
+        <w:t xml:space="preserve"> (ИНН: {{ creditor_tin }}, юридический адрес: {{ creditor_address }}) (далее — «Кредитор») следующий товар: </w:t>
       </w:r>
       <w:r>
         <w:rPr>
@@ -1434,7 +1434,6 @@
     </w:p>
     <w:p>
       <w:pPr>
-        <w:keepNext/>
         <w:spacing w:after="60" w:before="0" w:line="276"/>
         <w:jc w:val="left"/>
       </w:pPr>
@@ -1449,81 +1448,6 @@
           <w:szCs w:val="24"/>
         </w:rPr>
         <w:t>Кредитор: {{ creditor_name }}</w:t>
-      </w:r>
-    </w:p>
-    <w:p>
-      <w:pPr>
-        <w:keepNext/>
-        <w:spacing w:after="60" w:before="0" w:line="276"/>
-        <w:jc w:val="left"/>
-      </w:pPr>
-      <w:r>
-        <w:rPr>
-          <w:rFonts w:ascii="Times New Roman" w:cs="Times New Roman" w:eastAsia="Times New Roman" w:hAnsi="Times New Roman"/>
-          <w:b w:val="false"/>
-          <w:bCs w:val="false"/>
-          <w:i w:val="false"/>
-          <w:iCs w:val="false"/>
-          <w:sz w:val="24"/>
-          <w:szCs w:val="24"/>
-        </w:rPr>
-        <w:t>В лице: ______________________ / {{ creditor_representative }} /</w:t>
-      </w:r>
-    </w:p>
-    <w:p>
-      <w:pPr>
-        <w:keepNext/>
-        <w:spacing w:after="60" w:before="0" w:line="276"/>
-        <w:jc w:val="left"/>
-      </w:pPr>
-      <w:r>
-        <w:rPr>
-          <w:rFonts w:ascii="Times New Roman" w:cs="Times New Roman" w:eastAsia="Times New Roman" w:hAnsi="Times New Roman"/>
-          <w:b w:val="false"/>
-          <w:bCs w:val="false"/>
-          <w:i/>
-          <w:iCs/>
-          <w:sz w:val="20"/>
-          <w:szCs w:val="20"/>
-        </w:rPr>
-        <w:t xml:space="preserve">(подпись)</w:t>
-      </w:r>
-    </w:p>
-    <w:p>
-      <w:pPr>
-        <w:keepNext/>
-        <w:spacing w:after="60" w:before="0" w:line="276"/>
-        <w:jc w:val="left"/>
-      </w:pPr>
-      <w:r>
-        <w:rPr>
-          <w:rFonts w:ascii="Times New Roman" w:cs="Times New Roman" w:eastAsia="Times New Roman" w:hAnsi="Times New Roman"/>
-          <w:b w:val="false"/>
-          <w:bCs w:val="false"/>
-          <w:i w:val="false"/>
-          <w:iCs w:val="false"/>
-          <w:sz w:val="24"/>
-          <w:szCs w:val="24"/>
-        </w:rPr>
-        <w:t>Должность: {{ creditor_position }}, действует на основании {{ creditor_basis_ru }}</w:t>
-      </w:r>
-    </w:p>
-    <w:p>
-      <w:pPr>
-        <w:spacing w:after="400" w:before="0" w:line="276"/>
-        <w:jc w:val="left"/>
-      </w:pPr>
-      <w:r>
-        <w:rPr>
-          <w:rFonts w:ascii="Times New Roman" w:cs="Times New Roman" w:eastAsia="Times New Roman" w:hAnsi="Times New Roman"/>
-          <w:b w:val="false"/>
-          <w:bCs w:val="false"/>
-          <w:i w:val="false"/>
-          <w:iCs w:val="false"/>
-          <w:sz w:val="24"/>
-          <w:szCs w:val="24"/>
-        </w:rPr>
-        <w:t xml:space="preserve">М.П.</w:t>
       </w:r>
     </w:p>
     <w:p>

--- a/templates/legal/raspiska_ru.docx
+++ b/templates/legal/raspiska_ru.docx
@@ -1434,7 +1434,7 @@
     </w:p>
     <w:p>
       <w:pPr>
-        <w:spacing w:after="60" w:before="0" w:line="276"/>
+        <w:spacing w:after="400" w:before="0" w:line="276"/>
         <w:jc w:val="left"/>
       </w:pPr>
       <w:r>
